--- a/docs/Group2_Kich_ban_va_Bien_ban_Review1.docx
+++ b/docs/Group2_Kich_ban_va_Bien_ban_Review1.docx
@@ -7,36 +7,34 @@
         <w:pStyle w:val="Title"/>
       </w:pPr>
       <w:r>
-        <w:t>Kịch bản và biên bản Review 1 Group2</w:t>
+        <w:t>Kịch bản Review 1 Group2</w:t>
       </w:r>
     </w:p>
     <w:p>
       <w:r>
-        <w:t>P01 IT Helpdesk và Security Monitoring. Nguyễn Trọng Khiêm tổng hợp hồ sơ ngày 29 tháng 10 năm 2026. Bản này hỗ trợ chuẩn bị, dẫn phần trình bày và ghi quyết định trong buổi Review 1. Thời gian họp và xác nhận phạm vi hiện còn chờ giảng viên.</w:t>
+        <w:t>Bản v1.2 ngày 30/10/2026. Bộ mở rộng 12 slide, đề xuất trình bày khoảng 10–12 phút. Giảng viên quyết định thời lượng thực tế. Người tổng hợp: Nguyễn Trọng Khiêm.</w:t>
       </w:r>
     </w:p>
     <w:p>
       <w:pPr>
         <w:pStyle w:val="Heading1"/>
-        <w:keepNext/>
       </w:pPr>
       <w:r>
-        <w:rPr>
-          <w:color w:val="000000"/>
-        </w:rPr>
-        <w:t>Hồ sơ cần mở</w:t>
+        <w:t>Chuẩn bị trước buổi review</w:t>
+      </w:r>
+    </w:p>
+    <w:p>
+      <w:r>
+        <w:t>Mở đúng bộ v1.2, SRS/SecRS/SDD/08 và các PR #3/#5/#6. Kiểm tra ảnh DFD gốc hiển thị đầy đủ. Trí/Cường trả lời nghiệp vụ/API; Khánh trả lời quyền; Hoà trả lời log/rule; Nhi và Chính trả lời deployment/FE. Khiêm điều phối và ghi quyết định.</w:t>
       </w:r>
     </w:p>
     <w:p>
       <w:hyperlink r:id="rId9">
         <w:r>
           <w:rPr>
-            <w:rFonts w:ascii="Arial" w:hAnsi="Arial"/>
-            <w:sz w:val="22"/>
             <w:color w:val="1E5F99"/>
-            <w:u w:val="single"/>
           </w:rPr>
-          <w:t>Bộ Review 1 và slide</w:t>
+          <w:t>Bộ hồ sơ Review 1</w:t>
         </w:r>
       </w:hyperlink>
     </w:p>
@@ -44,12 +42,9 @@
       <w:hyperlink r:id="rId10">
         <w:r>
           <w:rPr>
-            <w:rFonts w:ascii="Arial" w:hAnsi="Arial"/>
-            <w:sz w:val="22"/>
             <w:color w:val="1E5F99"/>
-            <w:u w:val="single"/>
           </w:rPr>
-          <w:t>01 SRS</w:t>
+          <w:t>PR #3 hồ sơ</w:t>
         </w:r>
       </w:hyperlink>
     </w:p>
@@ -57,12 +52,9 @@
       <w:hyperlink r:id="rId11">
         <w:r>
           <w:rPr>
-            <w:rFonts w:ascii="Arial" w:hAnsi="Arial"/>
-            <w:sz w:val="22"/>
             <w:color w:val="1E5F99"/>
-            <w:u w:val="single"/>
           </w:rPr>
-          <w:t>02 SecRS</w:t>
+          <w:t>PR #5 lab</w:t>
         </w:r>
       </w:hyperlink>
     </w:p>
@@ -70,61 +62,23 @@
       <w:hyperlink r:id="rId12">
         <w:r>
           <w:rPr>
-            <w:rFonts w:ascii="Arial" w:hAnsi="Arial"/>
-            <w:sz w:val="22"/>
             <w:color w:val="1E5F99"/>
-            <w:u w:val="single"/>
           </w:rPr>
-          <w:t>03 SDD</w:t>
-        </w:r>
-      </w:hyperlink>
-    </w:p>
-    <w:p>
-      <w:hyperlink r:id="rId13">
-        <w:r>
-          <w:rPr>
-            <w:rFonts w:ascii="Arial" w:hAnsi="Arial"/>
-            <w:sz w:val="22"/>
-            <w:color w:val="1E5F99"/>
-            <w:u w:val="single"/>
-          </w:rPr>
-          <w:t>08 Quản lý dự án</w:t>
-        </w:r>
-      </w:hyperlink>
-    </w:p>
-    <w:p>
-      <w:hyperlink r:id="rId14">
-        <w:r>
-          <w:rPr>
-            <w:rFonts w:ascii="Arial" w:hAnsi="Arial"/>
-            <w:sz w:val="22"/>
-            <w:color w:val="1E5F99"/>
-            <w:u w:val="single"/>
-          </w:rPr>
-          <w:t>Sheet phân công</w:t>
+          <w:t>PR #6 Compose</w:t>
         </w:r>
       </w:hyperlink>
     </w:p>
     <w:p>
       <w:pPr>
         <w:pStyle w:val="Heading1"/>
-        <w:keepNext/>
       </w:pPr>
       <w:r>
-        <w:rPr>
-          <w:color w:val="000000"/>
-        </w:rPr>
-        <w:t>Thứ tự dẫn buổi review</w:t>
+        <w:t>Cách nói về tiến độ</w:t>
       </w:r>
     </w:p>
     <w:p>
       <w:r>
-        <w:t>Đề xuất nội bộ: trình bày 7 slide trong khoảng 7 phút, sau đó dành thời gian cho GV góp ý. GV quyết định thời lượng thực tế. Khiêm mở đầu, điều phối câu hỏi và ghi action. Trí/Cường trả lời nghiệp vụ và thiết kế SE; Khánh trả lời quyền; Hoà trả lời log/rules; Nhi trả lời lab/file/TLS; Chính trả lời giao diện/Compose.</w:t>
-      </w:r>
-    </w:p>
-    <w:p>
-      <w:r>
-        <w:t>Trước khi trình bày, kiểm tra đúng bộ v1.1 ngày 29-10-2026. Trình bày đây là thiết kế đề xuất và kế hoạch kiểm thử. Không nói đã chạy SEC-TC, đã có EV-HD-21…28 hoặc đã được GV duyệt khi chưa có kết quả/xác nhận.</w:t>
+        <w:t>PR #2 và #4 đã gộp. PR #5 và #6 đang mở tại thời điểm tổng hợp. Lab IA-HD07 có báo cáo kiểm tra một phần; IA-HD03 chưa chạy. FE/DB có minh chứng chạy thử, Backend tích hợp còn thiếu. Không nói đã nghiệm thu bảo mật hoặc đã được GV duyệt.</w:t>
       </w:r>
     </w:p>
     <w:p>
@@ -135,81 +89,87 @@
     <w:p>
       <w:pPr>
         <w:pStyle w:val="Heading1"/>
-        <w:keepNext/>
       </w:pPr>
       <w:r>
-        <w:rPr>
-          <w:color w:val="000000"/>
-        </w:rPr>
-        <w:t>Lời dẫn theo slide</w:t>
+        <w:t>Lời dẫn slide 1–6</w:t>
       </w:r>
     </w:p>
     <w:p>
       <w:pPr>
         <w:pStyle w:val="Heading2"/>
-        <w:keepNext/>
       </w:pPr>
       <w:r>
-        <w:rPr>
-          <w:color w:val="000000"/>
-        </w:rPr>
-        <w:t>Slide 1 Giới thiệu</w:t>
+        <w:t>1. P01 IT Helpdesk</w:t>
       </w:r>
     </w:p>
     <w:p>
       <w:r>
-        <w:t>Em là Nguyễn Trọng Khiêm, đại diện phần tổng hợp IA của Group2. Nhóm trình bày đề tài P01 IT Helpdesk kết hợp kiểm soát truy cập và giám sát bảo mật. Mục tiêu hôm nay là xin ý kiến về phạm vi MVP, thiết kế SE–IA và các quyết định còn vướng trước khi chuyển sang triển khai. Hồ sơ hiện là v1.1 Draft, chưa phải bản scope đã được xác nhận.</w:t>
+        <w:t>Giới thiệu Group2 và mục tiêu số hóa tiếp nhận hỗ trợ IT, kết hợp kiểm soát quyền và giám sát sự kiện. Đây là bản trước Review 1, chờ xác nhận scope.</w:t>
       </w:r>
     </w:p>
     <w:p>
       <w:pPr>
         <w:pStyle w:val="Heading2"/>
-        <w:keepNext/>
       </w:pPr>
       <w:r>
-        <w:rPr>
-          <w:color w:val="000000"/>
-        </w:rPr>
-        <w:t>Slide 2 Phạm vi</w:t>
+        <w:t>2. Từ báo lỗi đến theo dõi xử lý</w:t>
       </w:r>
     </w:p>
     <w:p>
       <w:r>
-        <w:t>MVP gồm HD01 đến HD14: xác thực, quản lý ticket, phân công, xử lý, SLA, tìm kiếm và dashboard theo quyền. HD15 đánh giá hài lòng là Should, ngoài điều kiện hoàn tất MVP cốt lõi. Nhóm xin GV xác nhận phạm vi và mức ưu tiên. Điều khiển máy từ xa, agent endpoint, Active Directory và SOC ngoài lab nằm ngoài phạm vi đề xuất.</w:t>
+        <w:t>Ví dụ nhân viên không in được. Phiếu giữ nội dung, người phụ trách, trạng thái và hạn xử lý ở một nơi. Ảnh FE chỉ là minh chứng giao diện, chưa chứng minh Backend/RBAC hoạt động.</w:t>
       </w:r>
     </w:p>
     <w:p>
       <w:pPr>
         <w:pStyle w:val="Heading2"/>
-        <w:keepNext/>
       </w:pPr>
       <w:r>
-        <w:rPr>
-          <w:color w:val="000000"/>
-        </w:rPr>
-        <w:t>Slide 3 Nghiệp vụ</w:t>
+        <w:t>3. Phạm vi MVP và vai trò</w:t>
       </w:r>
     </w:p>
     <w:p>
       <w:r>
-        <w:t>SRS có ba quy trình: tiếp nhận và xử lý ticket, theo dõi SLA, đóng hoặc yêu cầu mở lại. Theo UC-08, ticket giữ Resolved trong khi request PENDING chờ Manager duyệt. Các phần mô tả state Reopened và công thức SLA sau mở lại còn chưa hoàn toàn khớp. Nhóm đưa điểm này ra để SE chốt và đồng bộ hình BPMN, thay vì coi những mô tả khác nhau đều đã đúng.</w:t>
+        <w:t>HD01–HD14 là phần lõi; HD15 Should ngoài tiêu chí bắt buộc. Giải thích Employee tạo và xác nhận, Staff xử lý, Manager điều phối, Admin quản lý tài khoản/cấu hình.</w:t>
       </w:r>
     </w:p>
     <w:p>
       <w:pPr>
         <w:pStyle w:val="Heading2"/>
-        <w:keepNext/>
       </w:pPr>
       <w:r>
-        <w:rPr>
-          <w:color w:val="000000"/>
-        </w:rPr>
-        <w:t>Slide 4 Kiến trúc</w:t>
+        <w:t>4. Quy trình xử lý ticket</w:t>
       </w:r>
     </w:p>
     <w:p>
       <w:r>
-        <w:t>Thiết kế dùng Nginx TLS, Spring Boot và PostgreSQL. Backend kiểm quyền trước khi truy cập DB hoặc kho file. Luồng audit là Backend ghi JSONL, Monitoring đọc để phát hiện/cảnh báo; Backend chịu trách nhiệm khóa đăng nhập. DFD v0.2 thể hiện TB1–TB3 theo ranh giới tin cậy logic. Nhi còn cung cấp sơ đồ triển khai và cấu hình thực tế, Hoà còn xác nhận công cụ và chính sách lưu log.</w:t>
+        <w:t>Đi từ tạo, phân công, xử lý, nhập giải pháp, Resolved rồi đóng. Yêu cầu mở lại đi từ Resolved trong 7 ngày và cần Manager duyệt. Ảnh flow hiện còn lệch Closed→Reopen, Chính cần sửa; phần SLA/state cuối chờ nhóm xác nhận.</w:t>
+      </w:r>
+    </w:p>
+    <w:p>
+      <w:pPr>
+        <w:pStyle w:val="Heading2"/>
+      </w:pPr>
+      <w:r>
+        <w:t>5. DFD v0.2 nguyên bản</w:t>
+      </w:r>
+    </w:p>
+    <w:p>
+      <w:r>
+        <w:t>Chỉ vị trí E1/P0/P1, D1 dữ liệu, D2 tệp, D3 audit JSONL và P2 Monitoring. F7 là Backend ghi log, F8 là Monitoring đọc. TB1/TB2/TB3 là ranh giới cần kiểm quyền/đường truyền/quyền dịch vụ. DFD là mô hình logic, chưa chứng minh triển khai.</w:t>
+      </w:r>
+    </w:p>
+    <w:p>
+      <w:pPr>
+        <w:pStyle w:val="Heading2"/>
+      </w:pPr>
+      <w:r>
+        <w:t>6. Kiểm soát quyền</w:t>
+      </w:r>
+    </w:p>
+    <w:p>
+      <w:r>
+        <w:t>Employee chỉ ticket của mình, Staff theo phạm vi, Manager điều phối và Admin chỉ đọc nghiệp vụ. Giới thiệu đề xuất thứ tự 401/403/404/403/422. Manager đổi status và Admin tải byte còn chờ chốt. Không đọc bảng này như quyết định đã được SE/GV xác nhận.</w:t>
       </w:r>
     </w:p>
     <w:p>
@@ -220,69 +180,87 @@
     <w:p>
       <w:pPr>
         <w:pStyle w:val="Heading1"/>
-        <w:keepNext/>
       </w:pPr>
       <w:r>
-        <w:rPr>
-          <w:color w:val="000000"/>
-        </w:rPr>
-        <w:t>Kiểm soát và các quyết định cần chốt</w:t>
+        <w:t>Lời dẫn slide 7–12</w:t>
       </w:r>
     </w:p>
     <w:p>
       <w:pPr>
         <w:pStyle w:val="Heading2"/>
-        <w:keepNext/>
       </w:pPr>
       <w:r>
-        <w:rPr>
-          <w:color w:val="000000"/>
-        </w:rPr>
-        <w:t>Slide 5 Threat model và kiểm thử</w:t>
+        <w:t>7. Màn hình và validation</w:t>
       </w:r>
     </w:p>
     <w:p>
       <w:r>
-        <w:t>SecRS có 12 mối đe dọa, 7 mã yêu cầu IA-HD01 đến IA-HD07, 8 nhóm test và 12 dòng risk. Ví dụ, truy cập ticket của người khác liên kết TH-04, IA-HD02 và SEC-TC-HD-01. EV-HD-21 đến EV-HD-28 là mã evidence dự kiến cho khi kiểm thử, chưa phải kết quả hiện có. Nhóm giữ điểm risk sơ bộ và chưa tự chấm residual risk.</w:t>
+        <w:t>SDD §5 đã có 9 SCR cùng hình. Cho xem wireframe Ticket detail. Nút đổi theo role/state; lỗi đầu vào hiển thị rõ. Nhãn Login cần Email; NFR UI đã chuẩn hóa theo SRS §8 và chờ Chính review.</w:t>
       </w:r>
     </w:p>
     <w:p>
       <w:pPr>
         <w:pStyle w:val="Heading2"/>
-        <w:keepNext/>
       </w:pPr>
       <w:r>
-        <w:rPr>
-          <w:color w:val="000000"/>
-        </w:rPr>
-        <w:t>Slide 6 Ma trận quyền</w:t>
+        <w:t>8. STRIDE và kiểm soát</w:t>
       </w:r>
     </w:p>
     <w:p>
       <w:r>
-        <w:t>Ma trận hiện tại phân biệt Employee own, Staff assigned cộng New chỉ xem, Manager toàn bộ và Admin chỉ đọc. Backend kiểm xác thực trước, rồi phạm vi ticket, quyền thao tác và trạng thái. Các điểm Manager đổi status, Admin tải byte, Staff chuyển trạng thái từ New và xử lý ghi chú nội bộ còn cần SE–Khánh thống nhất giữa SRS, API và matrix trước khi nghiệm thu.</w:t>
+        <w:t>12 TH được nhóm theo tài khoản, quyền, tệp, audit, secrets và XSS/SQLi. Mỗi TH liên kết SR/test/risk. Điểm là risk sơ bộ, chưa phải residual đã xác nhận.</w:t>
       </w:r>
     </w:p>
     <w:p>
       <w:pPr>
         <w:pStyle w:val="Heading2"/>
-        <w:keepNext/>
       </w:pPr>
       <w:r>
-        <w:rPr>
-          <w:color w:val="000000"/>
-        </w:rPr>
-        <w:t>Slide 7 Xin ý kiến và phân công tiếp</w:t>
+        <w:t>9. Kiểm thử và minh chứng</w:t>
       </w:r>
     </w:p>
     <w:p>
       <w:r>
-        <w:t>Nhóm xin GV góp ý phạm vi MVP và các quyết định ảnh hưởng thiết kế. Khiêm ghi rõ ý kiến, người phụ trách, hạn xử lý và link đầu ra vào 08. Các quyết định nội bộ cần đúng owner xác nhận: Trí/Cường/Khánh cho nghiệp vụ và quyền, Nhi/Backend cho file/deployment, Hoà cho log/tool/rules. Sau buổi review, nhóm cập nhật hồ sơ và chỉ chuyển Done khi đủ đầu ra và xác nhận.</w:t>
+        <w:t>Có 8 nhóm test SEC-TC-HD-01…08. PR #5 báo cáo IA-HD03 NOT RUN, IA-HD07 một phần và DB khởi tạo PASS trong container riêng. Thiếu log gốc/report thì không nghiệm thu toàn bộ. Quy trình chạy test phải có scope/kế hoạch được duyệt.</w:t>
+      </w:r>
+    </w:p>
+    <w:p>
+      <w:pPr>
+        <w:pStyle w:val="Heading2"/>
+      </w:pPr>
+      <w:r>
+        <w:t>10. Deployment và phần còn chờ</w:t>
       </w:r>
     </w:p>
     <w:p>
       <w:r>
-        <w:t>Khi có câu hỏi chưa đủ căn cứ: ghi vào action log, nêu người cần xác nhận và hẹn cập nhật theo thời hạn được thống nhất. Không tự đưa ra quyết định thay người phụ trách hoặc ghi lời phê duyệt của GV.</w:t>
+        <w:t>PR #6 có cấu hình 4 dịch vụ/tách mạng trong thiết kế, FE/DB có ảnh chạy thử, nhưng thiếu Backend/gateway tích hợp. Lab của Nhi là môi trường kiểm tra riêng. Cần đối chiếu đúng commit và bổ sung TLS, log/backup, secrets/Gitleaks.</w:t>
+      </w:r>
+    </w:p>
+    <w:p>
+      <w:pPr>
+        <w:pStyle w:val="Heading2"/>
+      </w:pPr>
+      <w:r>
+        <w:t>11. Tiến độ và phối hợp</w:t>
+      </w:r>
+    </w:p>
+    <w:p>
+      <w:r>
+        <w:t>Nêu PR #2/#4 đã gộp, #3 Draft, #5/#6 đang review. Đề nghị từng owner xác nhận link/kết quả. Khiêm tổng hợp tài liệu, không thay owner phê duyệt nghiệp vụ hay tự nhận test đã PASS.</w:t>
+      </w:r>
+    </w:p>
+    <w:p>
+      <w:pPr>
+        <w:pStyle w:val="Heading2"/>
+      </w:pPr>
+      <w:r>
+        <w:t>12. Quyết định tại Review 1</w:t>
+      </w:r>
+    </w:p>
+    <w:p>
+      <w:r>
+        <w:t>Xin ý kiến scope MVP và PC-01…06. Ghi quyết định cụ thể, người xác nhận, ngày, owner/hạn/link. Nếu chưa có câu trả lời thì ghi Chờ xác nhận. Sau review cập nhật hồ sơ và mới chuyển Done khi đủ đầu ra.</w:t>
       </w:r>
     </w:p>
     <w:p>
@@ -293,56 +271,42 @@
     <w:p>
       <w:pPr>
         <w:pStyle w:val="Heading1"/>
-        <w:keepNext/>
       </w:pPr>
       <w:r>
-        <w:rPr>
-          <w:color w:val="000000"/>
-        </w:rPr>
         <w:t>Biên bản Review 1</w:t>
       </w:r>
     </w:p>
     <w:p>
       <w:r>
-        <w:t>Ngày giờ và hình thức: Chờ ghi nhận trong buổi review.</w:t>
+        <w:t>Ngày giờ thực tế: Chờ ghi nhận.</w:t>
       </w:r>
     </w:p>
     <w:p>
       <w:r>
-        <w:t>Thành phần thực tế: Chờ ghi nhận.</w:t>
+        <w:t>Thành phần tham dự: Chờ ghi nhận.</w:t>
       </w:r>
     </w:p>
     <w:p>
       <w:r>
-        <w:t>Người chủ trì: Chờ xác nhận. Người ghi biên bản đề xuất: Nguyễn Trọng Khiêm.</w:t>
+        <w:t>Giảng viên/reviewer: Chờ ghi nhận.</w:t>
       </w:r>
     </w:p>
     <w:p>
       <w:r>
-        <w:t xml:space="preserve">Link slide và bản hồ sơ đã trình: </w:t>
+        <w:t>Phạm vi và phiên bản đã xem: Chờ ghi nhận.</w:t>
       </w:r>
-      <w:hyperlink r:id="rId9">
-        <w:r>
-          <w:rPr>
-            <w:rFonts w:ascii="Arial" w:hAnsi="Arial"/>
-            <w:sz w:val="22"/>
-            <w:color w:val="1E5F99"/>
-            <w:u w:val="single"/>
-          </w:rPr>
-          <w:t>Bộ Review 1</w:t>
-        </w:r>
-      </w:hyperlink>
+    </w:p>
+    <w:p>
+      <w:r>
+        <w:t>Kết luận scope baseline: Chờ xác nhận.</w:t>
+      </w:r>
     </w:p>
     <w:p>
       <w:pPr>
-        <w:pStyle w:val="Heading2"/>
-        <w:keepNext/>
+        <w:pStyle w:val="Heading1"/>
       </w:pPr>
       <w:r>
-        <w:rPr>
-          <w:color w:val="000000"/>
-        </w:rPr>
-        <w:t>Phản hồi và việc cần làm</w:t>
+        <w:t>Góp ý và việc cần làm</w:t>
       </w:r>
     </w:p>
     <w:tbl>
@@ -352,110 +316,77 @@
         <w:tblLook w:firstColumn="1" w:firstRow="1" w:lastColumn="0" w:lastRow="0" w:noHBand="0" w:noVBand="1" w:val="04A0"/>
       </w:tblPr>
       <w:tblGrid>
-        <w:gridCol w:w="2016"/>
-        <w:gridCol w:w="2016"/>
-        <w:gridCol w:w="2016"/>
-        <w:gridCol w:w="2016"/>
-        <w:gridCol w:w="2016"/>
+        <w:gridCol w:w="2484"/>
+        <w:gridCol w:w="2484"/>
+        <w:gridCol w:w="2484"/>
+        <w:gridCol w:w="2484"/>
       </w:tblGrid>
       <w:tr>
         <w:tc>
           <w:tcPr>
-            <w:tcW w:type="dxa" w:w="2016"/>
-            <w:vAlign w:val="center"/>
+            <w:tcW w:type="dxa" w:w="2484"/>
           </w:tcPr>
           <w:p>
             <w:pPr>
-              <w:keepNext w:val="0"/>
-              <w:spacing w:before="0" w:after="60" w:line="252" w:lineRule="auto"/>
+              <w:spacing w:after="60" w:line="252" w:lineRule="auto"/>
             </w:pPr>
             <w:r>
               <w:rPr>
                 <w:rFonts w:ascii="Arial" w:hAnsi="Arial"/>
-                <w:b/>
-                <w:sz w:val="18"/>
+                <w:sz w:val="20"/>
               </w:rPr>
-              <w:t>Vấn đề</w:t>
+              <w:t>Nội dung/quyết định thực tế</w:t>
             </w:r>
           </w:p>
         </w:tc>
         <w:tc>
           <w:tcPr>
-            <w:tcW w:type="dxa" w:w="2016"/>
-            <w:vAlign w:val="center"/>
+            <w:tcW w:type="dxa" w:w="2484"/>
           </w:tcPr>
           <w:p>
             <w:pPr>
-              <w:keepNext w:val="0"/>
-              <w:spacing w:before="0" w:after="60" w:line="252" w:lineRule="auto"/>
+              <w:spacing w:after="60" w:line="252" w:lineRule="auto"/>
             </w:pPr>
             <w:r>
               <w:rPr>
                 <w:rFonts w:ascii="Arial" w:hAnsi="Arial"/>
-                <w:b/>
-                <w:sz w:val="18"/>
+                <w:sz w:val="20"/>
               </w:rPr>
-              <w:t>Góp ý GV</w:t>
+              <w:t>Người phụ trách</w:t>
             </w:r>
           </w:p>
         </w:tc>
         <w:tc>
           <w:tcPr>
-            <w:tcW w:type="dxa" w:w="2016"/>
-            <w:vAlign w:val="center"/>
+            <w:tcW w:type="dxa" w:w="2484"/>
           </w:tcPr>
           <w:p>
             <w:pPr>
-              <w:keepNext w:val="0"/>
-              <w:spacing w:before="0" w:after="60" w:line="252" w:lineRule="auto"/>
+              <w:spacing w:after="60" w:line="252" w:lineRule="auto"/>
             </w:pPr>
             <w:r>
               <w:rPr>
                 <w:rFonts w:ascii="Arial" w:hAnsi="Arial"/>
-                <w:b/>
-                <w:sz w:val="18"/>
+                <w:sz w:val="20"/>
               </w:rPr>
-              <w:t>Quyết định</w:t>
+              <w:t>Hạn</w:t>
             </w:r>
           </w:p>
         </w:tc>
         <w:tc>
           <w:tcPr>
-            <w:tcW w:type="dxa" w:w="2016"/>
-            <w:vAlign w:val="center"/>
+            <w:tcW w:type="dxa" w:w="2484"/>
           </w:tcPr>
           <w:p>
             <w:pPr>
-              <w:keepNext w:val="0"/>
-              <w:spacing w:before="0" w:after="60" w:line="252" w:lineRule="auto"/>
+              <w:spacing w:after="60" w:line="252" w:lineRule="auto"/>
             </w:pPr>
             <w:r>
               <w:rPr>
                 <w:rFonts w:ascii="Arial" w:hAnsi="Arial"/>
-                <w:b/>
-                <w:sz w:val="18"/>
+                <w:sz w:val="20"/>
               </w:rPr>
-              <w:t>Owner và hạn</w:t>
-            </w:r>
-          </w:p>
-        </w:tc>
-        <w:tc>
-          <w:tcPr>
-            <w:tcW w:type="dxa" w:w="2016"/>
-            <w:vAlign w:val="center"/>
-          </w:tcPr>
-          <w:p>
-            <w:pPr>
-              <w:keepNext w:val="0"/>
-              <w:spacing w:before="0" w:after="60" w:line="252" w:lineRule="auto"/>
-            </w:pPr>
-            <w:r>
-              <w:rPr>
-                <w:rFonts w:ascii="Arial" w:hAnsi="Arial"/>
-                <w:b/>
-                <w:sz w:val="18"/>
-              </w:rPr>
-              <w:t>Link / xác nhận</w:t>
+              <w:t>Bằng chứng/xác nhận</w:t>
             </w:r>
           </w:p>
         </w:tc>
@@ -463,39 +394,16 @@
       <w:tr>
         <w:tc>
           <w:tcPr>
-            <w:tcW w:type="dxa" w:w="2016"/>
-            <w:vAlign w:val="center"/>
+            <w:tcW w:type="dxa" w:w="2484"/>
           </w:tcPr>
           <w:p>
             <w:pPr>
-              <w:keepNext w:val="0"/>
-              <w:spacing w:before="0" w:after="60" w:line="252" w:lineRule="auto"/>
+              <w:spacing w:after="60" w:line="252" w:lineRule="auto"/>
             </w:pPr>
             <w:r>
               <w:rPr>
                 <w:rFonts w:ascii="Arial" w:hAnsi="Arial"/>
-                <w:b w:val="0"/>
-                <w:sz w:val="18"/>
-              </w:rPr>
-              <w:t>Phạm vi HD01–14 và HD15</w:t>
-            </w:r>
-          </w:p>
-        </w:tc>
-        <w:tc>
-          <w:tcPr>
-            <w:tcW w:type="dxa" w:w="2016"/>
-            <w:vAlign w:val="center"/>
-          </w:tcPr>
-          <w:p>
-            <w:pPr>
-              <w:keepNext w:val="0"/>
-              <w:spacing w:before="0" w:after="60" w:line="252" w:lineRule="auto"/>
-            </w:pPr>
-            <w:r>
-              <w:rPr>
-                <w:rFonts w:ascii="Arial" w:hAnsi="Arial"/>
-                <w:b w:val="0"/>
-                <w:sz w:val="18"/>
+                <w:sz w:val="20"/>
               </w:rPr>
               <w:t>Chờ ghi nhận</w:t>
             </w:r>
@@ -503,61 +411,52 @@
         </w:tc>
         <w:tc>
           <w:tcPr>
-            <w:tcW w:type="dxa" w:w="2016"/>
-            <w:vAlign w:val="center"/>
+            <w:tcW w:type="dxa" w:w="2484"/>
           </w:tcPr>
           <w:p>
             <w:pPr>
-              <w:keepNext w:val="0"/>
-              <w:spacing w:before="0" w:after="60" w:line="252" w:lineRule="auto"/>
+              <w:spacing w:after="60" w:line="252" w:lineRule="auto"/>
             </w:pPr>
             <w:r>
               <w:rPr>
                 <w:rFonts w:ascii="Arial" w:hAnsi="Arial"/>
-                <w:b w:val="0"/>
-                <w:sz w:val="18"/>
+                <w:sz w:val="20"/>
               </w:rPr>
-              <w:t>Chưa xác nhận</w:t>
+              <w:t>Chờ ghi nhận</w:t>
             </w:r>
           </w:p>
         </w:tc>
         <w:tc>
           <w:tcPr>
-            <w:tcW w:type="dxa" w:w="2016"/>
-            <w:vAlign w:val="center"/>
+            <w:tcW w:type="dxa" w:w="2484"/>
           </w:tcPr>
           <w:p>
             <w:pPr>
-              <w:keepNext w:val="0"/>
-              <w:spacing w:before="0" w:after="60" w:line="252" w:lineRule="auto"/>
+              <w:spacing w:after="60" w:line="252" w:lineRule="auto"/>
             </w:pPr>
             <w:r>
               <w:rPr>
                 <w:rFonts w:ascii="Arial" w:hAnsi="Arial"/>
-                <w:b w:val="0"/>
-                <w:sz w:val="18"/>
+                <w:sz w:val="20"/>
               </w:rPr>
-              <w:t>Chờ thống nhất</w:t>
+              <w:t>Chờ ghi nhận</w:t>
             </w:r>
           </w:p>
         </w:tc>
         <w:tc>
           <w:tcPr>
-            <w:tcW w:type="dxa" w:w="2016"/>
-            <w:vAlign w:val="center"/>
+            <w:tcW w:type="dxa" w:w="2484"/>
           </w:tcPr>
           <w:p>
             <w:pPr>
-              <w:keepNext w:val="0"/>
-              <w:spacing w:before="0" w:after="60" w:line="252" w:lineRule="auto"/>
+              <w:spacing w:after="60" w:line="252" w:lineRule="auto"/>
             </w:pPr>
             <w:r>
               <w:rPr>
                 <w:rFonts w:ascii="Arial" w:hAnsi="Arial"/>
-                <w:b w:val="0"/>
-                <w:sz w:val="18"/>
+                <w:sz w:val="20"/>
               </w:rPr>
-              <w:t>Chưa có</w:t>
+              <w:t>Chờ ghi nhận</w:t>
             </w:r>
           </w:p>
         </w:tc>
@@ -565,39 +464,16 @@
       <w:tr>
         <w:tc>
           <w:tcPr>
-            <w:tcW w:type="dxa" w:w="2016"/>
-            <w:vAlign w:val="center"/>
+            <w:tcW w:type="dxa" w:w="2484"/>
           </w:tcPr>
           <w:p>
             <w:pPr>
-              <w:keepNext w:val="0"/>
-              <w:spacing w:before="0" w:after="60" w:line="252" w:lineRule="auto"/>
+              <w:spacing w:after="60" w:line="252" w:lineRule="auto"/>
             </w:pPr>
             <w:r>
               <w:rPr>
                 <w:rFonts w:ascii="Arial" w:hAnsi="Arial"/>
-                <w:b w:val="0"/>
-                <w:sz w:val="18"/>
-              </w:rPr>
-              <w:t>Workflow quyền và API</w:t>
-            </w:r>
-          </w:p>
-        </w:tc>
-        <w:tc>
-          <w:tcPr>
-            <w:tcW w:type="dxa" w:w="2016"/>
-            <w:vAlign w:val="center"/>
-          </w:tcPr>
-          <w:p>
-            <w:pPr>
-              <w:keepNext w:val="0"/>
-              <w:spacing w:before="0" w:after="60" w:line="252" w:lineRule="auto"/>
-            </w:pPr>
-            <w:r>
-              <w:rPr>
-                <w:rFonts w:ascii="Arial" w:hAnsi="Arial"/>
-                <w:b w:val="0"/>
-                <w:sz w:val="18"/>
+                <w:sz w:val="20"/>
               </w:rPr>
               <w:t>Chờ ghi nhận</w:t>
             </w:r>
@@ -605,61 +481,52 @@
         </w:tc>
         <w:tc>
           <w:tcPr>
-            <w:tcW w:type="dxa" w:w="2016"/>
-            <w:vAlign w:val="center"/>
+            <w:tcW w:type="dxa" w:w="2484"/>
           </w:tcPr>
           <w:p>
             <w:pPr>
-              <w:keepNext w:val="0"/>
-              <w:spacing w:before="0" w:after="60" w:line="252" w:lineRule="auto"/>
+              <w:spacing w:after="60" w:line="252" w:lineRule="auto"/>
             </w:pPr>
             <w:r>
               <w:rPr>
                 <w:rFonts w:ascii="Arial" w:hAnsi="Arial"/>
-                <w:b w:val="0"/>
-                <w:sz w:val="18"/>
+                <w:sz w:val="20"/>
               </w:rPr>
-              <w:t>Chưa xác nhận</w:t>
+              <w:t>Chờ ghi nhận</w:t>
             </w:r>
           </w:p>
         </w:tc>
         <w:tc>
           <w:tcPr>
-            <w:tcW w:type="dxa" w:w="2016"/>
-            <w:vAlign w:val="center"/>
+            <w:tcW w:type="dxa" w:w="2484"/>
           </w:tcPr>
           <w:p>
             <w:pPr>
-              <w:keepNext w:val="0"/>
-              <w:spacing w:before="0" w:after="60" w:line="252" w:lineRule="auto"/>
+              <w:spacing w:after="60" w:line="252" w:lineRule="auto"/>
             </w:pPr>
             <w:r>
               <w:rPr>
                 <w:rFonts w:ascii="Arial" w:hAnsi="Arial"/>
-                <w:b w:val="0"/>
-                <w:sz w:val="18"/>
+                <w:sz w:val="20"/>
               </w:rPr>
-              <w:t>Chờ thống nhất</w:t>
+              <w:t>Chờ ghi nhận</w:t>
             </w:r>
           </w:p>
         </w:tc>
         <w:tc>
           <w:tcPr>
-            <w:tcW w:type="dxa" w:w="2016"/>
-            <w:vAlign w:val="center"/>
+            <w:tcW w:type="dxa" w:w="2484"/>
           </w:tcPr>
           <w:p>
             <w:pPr>
-              <w:keepNext w:val="0"/>
-              <w:spacing w:before="0" w:after="60" w:line="252" w:lineRule="auto"/>
+              <w:spacing w:after="60" w:line="252" w:lineRule="auto"/>
             </w:pPr>
             <w:r>
               <w:rPr>
                 <w:rFonts w:ascii="Arial" w:hAnsi="Arial"/>
-                <w:b w:val="0"/>
-                <w:sz w:val="18"/>
+                <w:sz w:val="20"/>
               </w:rPr>
-              <w:t>Chưa có</w:t>
+              <w:t>Chờ ghi nhận</w:t>
             </w:r>
           </w:p>
         </w:tc>
@@ -667,39 +534,16 @@
       <w:tr>
         <w:tc>
           <w:tcPr>
-            <w:tcW w:type="dxa" w:w="2016"/>
-            <w:vAlign w:val="center"/>
+            <w:tcW w:type="dxa" w:w="2484"/>
           </w:tcPr>
           <w:p>
             <w:pPr>
-              <w:keepNext w:val="0"/>
-              <w:spacing w:before="0" w:after="60" w:line="252" w:lineRule="auto"/>
+              <w:spacing w:after="60" w:line="252" w:lineRule="auto"/>
             </w:pPr>
             <w:r>
               <w:rPr>
                 <w:rFonts w:ascii="Arial" w:hAnsi="Arial"/>
-                <w:b w:val="0"/>
-                <w:sz w:val="18"/>
-              </w:rPr>
-              <w:t>File log và deployment</w:t>
-            </w:r>
-          </w:p>
-        </w:tc>
-        <w:tc>
-          <w:tcPr>
-            <w:tcW w:type="dxa" w:w="2016"/>
-            <w:vAlign w:val="center"/>
-          </w:tcPr>
-          <w:p>
-            <w:pPr>
-              <w:keepNext w:val="0"/>
-              <w:spacing w:before="0" w:after="60" w:line="252" w:lineRule="auto"/>
-            </w:pPr>
-            <w:r>
-              <w:rPr>
-                <w:rFonts w:ascii="Arial" w:hAnsi="Arial"/>
-                <w:b w:val="0"/>
-                <w:sz w:val="18"/>
+                <w:sz w:val="20"/>
               </w:rPr>
               <w:t>Chờ ghi nhận</w:t>
             </w:r>
@@ -707,61 +551,52 @@
         </w:tc>
         <w:tc>
           <w:tcPr>
-            <w:tcW w:type="dxa" w:w="2016"/>
-            <w:vAlign w:val="center"/>
+            <w:tcW w:type="dxa" w:w="2484"/>
           </w:tcPr>
           <w:p>
             <w:pPr>
-              <w:keepNext w:val="0"/>
-              <w:spacing w:before="0" w:after="60" w:line="252" w:lineRule="auto"/>
+              <w:spacing w:after="60" w:line="252" w:lineRule="auto"/>
             </w:pPr>
             <w:r>
               <w:rPr>
                 <w:rFonts w:ascii="Arial" w:hAnsi="Arial"/>
-                <w:b w:val="0"/>
-                <w:sz w:val="18"/>
+                <w:sz w:val="20"/>
               </w:rPr>
-              <w:t>Chưa xác nhận</w:t>
+              <w:t>Chờ ghi nhận</w:t>
             </w:r>
           </w:p>
         </w:tc>
         <w:tc>
           <w:tcPr>
-            <w:tcW w:type="dxa" w:w="2016"/>
-            <w:vAlign w:val="center"/>
+            <w:tcW w:type="dxa" w:w="2484"/>
           </w:tcPr>
           <w:p>
             <w:pPr>
-              <w:keepNext w:val="0"/>
-              <w:spacing w:before="0" w:after="60" w:line="252" w:lineRule="auto"/>
+              <w:spacing w:after="60" w:line="252" w:lineRule="auto"/>
             </w:pPr>
             <w:r>
               <w:rPr>
                 <w:rFonts w:ascii="Arial" w:hAnsi="Arial"/>
-                <w:b w:val="0"/>
-                <w:sz w:val="18"/>
+                <w:sz w:val="20"/>
               </w:rPr>
-              <w:t>Chờ thống nhất</w:t>
+              <w:t>Chờ ghi nhận</w:t>
             </w:r>
           </w:p>
         </w:tc>
         <w:tc>
           <w:tcPr>
-            <w:tcW w:type="dxa" w:w="2016"/>
-            <w:vAlign w:val="center"/>
+            <w:tcW w:type="dxa" w:w="2484"/>
           </w:tcPr>
           <w:p>
             <w:pPr>
-              <w:keepNext w:val="0"/>
-              <w:spacing w:before="0" w:after="60" w:line="252" w:lineRule="auto"/>
+              <w:spacing w:after="60" w:line="252" w:lineRule="auto"/>
             </w:pPr>
             <w:r>
               <w:rPr>
                 <w:rFonts w:ascii="Arial" w:hAnsi="Arial"/>
-                <w:b w:val="0"/>
-                <w:sz w:val="18"/>
+                <w:sz w:val="20"/>
               </w:rPr>
-              <w:t>Chưa có</w:t>
+              <w:t>Chờ ghi nhận</w:t>
             </w:r>
           </w:p>
         </w:tc>
@@ -769,39 +604,16 @@
       <w:tr>
         <w:tc>
           <w:tcPr>
-            <w:tcW w:type="dxa" w:w="2016"/>
-            <w:vAlign w:val="center"/>
+            <w:tcW w:type="dxa" w:w="2484"/>
           </w:tcPr>
           <w:p>
             <w:pPr>
-              <w:keepNext w:val="0"/>
-              <w:spacing w:before="0" w:after="60" w:line="252" w:lineRule="auto"/>
+              <w:spacing w:after="60" w:line="252" w:lineRule="auto"/>
             </w:pPr>
             <w:r>
               <w:rPr>
                 <w:rFonts w:ascii="Arial" w:hAnsi="Arial"/>
-                <w:b w:val="0"/>
-                <w:sz w:val="18"/>
-              </w:rPr>
-              <w:t>Góp ý khác</w:t>
-            </w:r>
-          </w:p>
-        </w:tc>
-        <w:tc>
-          <w:tcPr>
-            <w:tcW w:type="dxa" w:w="2016"/>
-            <w:vAlign w:val="center"/>
-          </w:tcPr>
-          <w:p>
-            <w:pPr>
-              <w:keepNext w:val="0"/>
-              <w:spacing w:before="0" w:after="60" w:line="252" w:lineRule="auto"/>
-            </w:pPr>
-            <w:r>
-              <w:rPr>
-                <w:rFonts w:ascii="Arial" w:hAnsi="Arial"/>
-                <w:b w:val="0"/>
-                <w:sz w:val="18"/>
+                <w:sz w:val="20"/>
               </w:rPr>
               <w:t>Chờ ghi nhận</w:t>
             </w:r>
@@ -809,91 +621,135 @@
         </w:tc>
         <w:tc>
           <w:tcPr>
-            <w:tcW w:type="dxa" w:w="2016"/>
-            <w:vAlign w:val="center"/>
+            <w:tcW w:type="dxa" w:w="2484"/>
           </w:tcPr>
           <w:p>
             <w:pPr>
-              <w:keepNext w:val="0"/>
-              <w:spacing w:before="0" w:after="60" w:line="252" w:lineRule="auto"/>
+              <w:spacing w:after="60" w:line="252" w:lineRule="auto"/>
             </w:pPr>
             <w:r>
               <w:rPr>
                 <w:rFonts w:ascii="Arial" w:hAnsi="Arial"/>
-                <w:b w:val="0"/>
-                <w:sz w:val="18"/>
+                <w:sz w:val="20"/>
               </w:rPr>
-              <w:t>Chưa xác nhận</w:t>
+              <w:t>Chờ ghi nhận</w:t>
             </w:r>
           </w:p>
         </w:tc>
         <w:tc>
           <w:tcPr>
-            <w:tcW w:type="dxa" w:w="2016"/>
-            <w:vAlign w:val="center"/>
+            <w:tcW w:type="dxa" w:w="2484"/>
           </w:tcPr>
           <w:p>
             <w:pPr>
-              <w:keepNext w:val="0"/>
-              <w:spacing w:before="0" w:after="60" w:line="252" w:lineRule="auto"/>
+              <w:spacing w:after="60" w:line="252" w:lineRule="auto"/>
             </w:pPr>
             <w:r>
               <w:rPr>
                 <w:rFonts w:ascii="Arial" w:hAnsi="Arial"/>
-                <w:b w:val="0"/>
-                <w:sz w:val="18"/>
+                <w:sz w:val="20"/>
               </w:rPr>
-              <w:t>Chờ thống nhất</w:t>
+              <w:t>Chờ ghi nhận</w:t>
             </w:r>
           </w:p>
         </w:tc>
         <w:tc>
           <w:tcPr>
-            <w:tcW w:type="dxa" w:w="2016"/>
-            <w:vAlign w:val="center"/>
+            <w:tcW w:type="dxa" w:w="2484"/>
           </w:tcPr>
           <w:p>
             <w:pPr>
-              <w:keepNext w:val="0"/>
-              <w:spacing w:before="0" w:after="60" w:line="252" w:lineRule="auto"/>
+              <w:spacing w:after="60" w:line="252" w:lineRule="auto"/>
             </w:pPr>
             <w:r>
               <w:rPr>
                 <w:rFonts w:ascii="Arial" w:hAnsi="Arial"/>
-                <w:b w:val="0"/>
-                <w:sz w:val="18"/>
+                <w:sz w:val="20"/>
               </w:rPr>
-              <w:t>Chưa có</w:t>
+              <w:t>Chờ ghi nhận</w:t>
+            </w:r>
+          </w:p>
+        </w:tc>
+      </w:tr>
+      <w:tr>
+        <w:tc>
+          <w:tcPr>
+            <w:tcW w:type="dxa" w:w="2484"/>
+          </w:tcPr>
+          <w:p>
+            <w:pPr>
+              <w:spacing w:after="60" w:line="252" w:lineRule="auto"/>
+            </w:pPr>
+            <w:r>
+              <w:rPr>
+                <w:rFonts w:ascii="Arial" w:hAnsi="Arial"/>
+                <w:sz w:val="20"/>
+              </w:rPr>
+              <w:t>Chờ ghi nhận</w:t>
+            </w:r>
+          </w:p>
+        </w:tc>
+        <w:tc>
+          <w:tcPr>
+            <w:tcW w:type="dxa" w:w="2484"/>
+          </w:tcPr>
+          <w:p>
+            <w:pPr>
+              <w:spacing w:after="60" w:line="252" w:lineRule="auto"/>
+            </w:pPr>
+            <w:r>
+              <w:rPr>
+                <w:rFonts w:ascii="Arial" w:hAnsi="Arial"/>
+                <w:sz w:val="20"/>
+              </w:rPr>
+              <w:t>Chờ ghi nhận</w:t>
+            </w:r>
+          </w:p>
+        </w:tc>
+        <w:tc>
+          <w:tcPr>
+            <w:tcW w:type="dxa" w:w="2484"/>
+          </w:tcPr>
+          <w:p>
+            <w:pPr>
+              <w:spacing w:after="60" w:line="252" w:lineRule="auto"/>
+            </w:pPr>
+            <w:r>
+              <w:rPr>
+                <w:rFonts w:ascii="Arial" w:hAnsi="Arial"/>
+                <w:sz w:val="20"/>
+              </w:rPr>
+              <w:t>Chờ ghi nhận</w:t>
+            </w:r>
+          </w:p>
+        </w:tc>
+        <w:tc>
+          <w:tcPr>
+            <w:tcW w:type="dxa" w:w="2484"/>
+          </w:tcPr>
+          <w:p>
+            <w:pPr>
+              <w:spacing w:after="60" w:line="252" w:lineRule="auto"/>
+            </w:pPr>
+            <w:r>
+              <w:rPr>
+                <w:rFonts w:ascii="Arial" w:hAnsi="Arial"/>
+                <w:sz w:val="20"/>
+              </w:rPr>
+              <w:t>Chờ ghi nhận</w:t>
             </w:r>
           </w:p>
         </w:tc>
       </w:tr>
     </w:tbl>
     <w:p>
-      <w:pPr>
-        <w:pStyle w:val="Heading2"/>
-        <w:keepNext/>
-      </w:pPr>
       <w:r>
-        <w:rPr>
-          <w:color w:val="000000"/>
-        </w:rPr>
-        <w:t>Kết luận về phạm vi</w:t>
-      </w:r>
-    </w:p>
-    <w:p>
-      <w:r>
-        <w:t>Phạm vi GV xác nhận: Chờ ghi nhận. Nội dung ngoài phạm vi được xác nhận: Chờ ghi nhận. Các điều kiện trước khi chốt baseline: Chờ ghi nhận. Người xác nhận và thời điểm: Chưa có.</w:t>
-      </w:r>
-    </w:p>
-    <w:p>
-      <w:r>
-        <w:t>Sau buổi review, sao chép phản hồi thực tế vào 08 §5, tạo action/owner/hạn tại §4 và Sheet, cập nhật phiên bản 01–02–03 theo thay đổi đã thống nhất. Giữ lại bản đã trình làm mốc đối chiếu.</w:t>
+        <w:t>Chữ ký hoặc xác nhận trực tiếp của reviewer/GV: Chờ xác nhận. Biểu mẫu này chưa phải biên bản một buổi họp đã diễn ra.</w:t>
       </w:r>
     </w:p>
     <w:sectPr>
       <w:pgSz w:w="12240" w:h="15840"/>
-      <w:pgMar w:top="1008" w:right="1080" w:bottom="1008" w:left="1080" w:header="720" w:footer="720" w:gutter="0"/>
+      <w:pgMar w:top="1008" w:right="1152" w:bottom="1008" w:left="1152" w:header="720" w:footer="720" w:gutter="0"/>
       <w:cols w:space="720"/>
       <w:docGrid w:linePitch="360"/>
     </w:sectPr>
@@ -1265,11 +1121,10 @@
     <w:qFormat/>
     <w:rsid w:val="00FC693F"/>
     <w:pPr>
-      <w:spacing w:after="120" w:line="269" w:lineRule="auto"/>
+      <w:spacing w:after="140"/>
     </w:pPr>
     <w:rPr>
       <w:rFonts w:ascii="Arial" w:hAnsi="Arial"/>
-      <w:color w:val="000000"/>
       <w:sz w:val="22"/>
     </w:rPr>
   </w:style>
@@ -1328,7 +1183,7 @@
     <w:pPr>
       <w:keepNext/>
       <w:keepLines/>
-      <w:spacing w:before="480" w:after="120"/>
+      <w:spacing w:before="480" w:after="0"/>
       <w:outlineLvl w:val="0"/>
     </w:pPr>
     <w:rPr>
@@ -1336,7 +1191,7 @@
       <w:b/>
       <w:bCs/>
       <w:color w:val="000000"/>
-      <w:sz w:val="32"/>
+      <w:sz w:val="28"/>
       <w:szCs w:val="28"/>
     </w:rPr>
   </w:style>
@@ -1352,7 +1207,7 @@
     <w:pPr>
       <w:keepNext/>
       <w:keepLines/>
-      <w:spacing w:before="200" w:after="120"/>
+      <w:spacing w:before="200" w:after="0"/>
       <w:outlineLvl w:val="1"/>
     </w:pPr>
     <w:rPr>
@@ -1360,7 +1215,7 @@
       <w:b/>
       <w:bCs/>
       <w:color w:val="000000"/>
-      <w:sz w:val="24"/>
+      <w:sz w:val="26"/>
       <w:szCs w:val="26"/>
     </w:rPr>
   </w:style>
@@ -1614,7 +1469,7 @@
     <w:qFormat/>
     <w:rsid w:val="00FC693F"/>
     <w:pPr>
-      <w:spacing w:after="120" w:line="240" w:lineRule="auto"/>
+      <w:spacing w:after="300" w:line="240" w:lineRule="auto"/>
       <w:contextualSpacing/>
     </w:pPr>
     <w:rPr>
@@ -1622,7 +1477,7 @@
       <w:color w:val="000000"/>
       <w:spacing w:val="5"/>
       <w:kern w:val="28"/>
-      <w:sz w:val="44"/>
+      <w:sz w:val="52"/>
       <w:szCs w:val="52"/>
     </w:rPr>
   </w:style>
@@ -1653,13 +1508,12 @@
       <w:numPr>
         <w:ilvl w:val="1"/>
       </w:numPr>
-      <w:spacing w:after="120"/>
     </w:pPr>
     <w:rPr>
-      <w:rFonts w:asciiTheme="majorHAnsi" w:eastAsiaTheme="majorEastAsia" w:hAnsiTheme="majorHAnsi" w:cstheme="majorBidi" w:ascii="Arial" w:hAnsi="Arial"/>
+      <w:rFonts w:asciiTheme="majorHAnsi" w:eastAsiaTheme="majorEastAsia" w:hAnsiTheme="majorHAnsi" w:cstheme="majorBidi"/>
       <w:i/>
       <w:iCs/>
-      <w:color w:val="000000"/>
+      <w:color w:val="4F81BD" w:themeColor="accent1"/>
       <w:spacing w:val="15"/>
       <w:sz w:val="24"/>
       <w:szCs w:val="24"/>
